--- a/assets/docs/lop4/Dao duc - Lop 4.docx
+++ b/assets/docs/lop4/Dao duc - Lop 4.docx
@@ -1699,20 +1699,7 @@
                 <w:i w:val="0"/>
                 <w:sz w:val="18"/>
               </w:rPr>
-              <w:t>Năng lực số Miền 1 (Cơ bản, bậc 2): Ở bài “Yêu lao động”, GV chiếu bộ ảnh người lao động ở nhiều nghề và ảnh HS làm việc vừa sức như trực nhật, tưới cây, gấp quần áo; Năng lực số Miền 2 (Cơ bản, bậc 2): GV gõ lên màn hình những việc HS kể thành bảng hai cột việc ở nhà và việc ở trường; cả lớp cùng đọc</w:t>
-            </w:r>
-          </w:p>
-          <w:p>
-            <w:pPr>
-              <w:spacing w:after="0"/>
-            </w:pPr>
-            <w:r>
-              <w:rPr>
-                <w:b w:val="0"/>
-                <w:i w:val="0"/>
-                <w:sz w:val="18"/>
-              </w:rPr>
-              <w:t>KNS: KN chi tiêu và giữ gìn: dùng đồ dùng, tiền bạc hợp lí, giữ gìn của công.</w:t>
+              <w:t>Năng lực số Miền 1 (Cơ bản, bậc 2): Ở bài “Yêu lao động”, GV chiếu bộ ảnh người lao động ở nhiều nghề và ảnh HS làm việc vừa sức như trực nhật, tưới cây, gấp quần áo; Năng lực số Miền 2 (Cơ bản, bậc 2): GV gõ lên màn hình những việc HS kể thành bảng hai cột việc ở nhà và việc ở trường; cả lớp cùng đọc; Học tập và làm theo Bác: Điều 2 “Học tập tốt, lao động tốt” (mạch 2): khi kể tấm gương yêu lao động, HS nêu điều mình học được và tự nhận một việc lao động vừa sức, làm đều đặn trong tuần ở nhà hoặc ở lớp</w:t>
             </w:r>
           </w:p>
         </w:tc>
